--- a/.temp_docs/Volantino_stagione.docx
+++ b/.temp_docs/Volantino_stagione.docx
@@ -237,16 +237,7 @@
           <w:sz w:val="32"/>
           <w:szCs w:val="32"/>
         </w:rPr>
-        <w:t xml:space="preserve">Organizza per la stagione sportiva </w:t>
-      </w:r>
-      <w:r>
-        <w:rPr>
-          <w:i/>
-          <w:iCs/>
-          <w:sz w:val="32"/>
-          <w:szCs w:val="32"/>
-        </w:rPr>
-        <w:t xml:space="preserve">2026-2027</w:t>
+        <w:t xml:space="preserve">Organizza per la stagione sportiva 2026-2027</w:t>
       </w:r>
     </w:p>
     <w:p>
@@ -444,23 +435,6 @@
       <w:pPr>
         <w:pStyle w:val="Normal"/>
         <w:bidi w:val="0"/>
-        <w:jc w:val="center"/>
-        <w:rPr>
-          <w:sz w:val="32"/>
-          <w:szCs w:val="32"/>
-        </w:rPr>
-      </w:pPr>
-      <w:r>
-        <w:rPr>
-          <w:sz w:val="32"/>
-          <w:szCs w:val="32"/>
-        </w:rPr>
-      </w:r>
-    </w:p>
-    <w:p>
-      <w:pPr>
-        <w:pStyle w:val="Normal"/>
-        <w:bidi w:val="0"/>
         <w:jc w:val="left"/>
         <w:rPr>
           <w:sz w:val="22"/>
@@ -498,7 +472,7 @@
           <w:sz w:val="32"/>
           <w:szCs w:val="32"/>
         </w:rPr>
-        <w:t xml:space="preserve">Dal Lunedì 28 Settembre 2026</w:t>
+        <w:t xml:space="preserve">Da Lunedì 28 Settembre 2026</w:t>
       </w:r>
       <w:r>
         <w:rPr>
@@ -514,23 +488,9 @@
           <w:sz w:val="32"/>
           <w:szCs w:val="32"/>
         </w:rPr>
-        <w:t>iniziano i corsi di prova per bambini e ragazzi</w:t>
-      </w:r>
-      <w:r>
-        <w:rPr>
-          <w:sz w:val="32"/>
-          <w:szCs w:val="32"/>
-        </w:rPr>
-        <w:t xml:space="preserve">                                           </w:t>
-      </w:r>
-      <w:r>
-        <w:rPr>
-          <w:b/>
-          <w:bCs/>
-          <w:sz w:val="32"/>
-          <w:szCs w:val="32"/>
-        </w:rPr>
-        <w:t>dai 6 anni ai 13 anni “ogni Lunedì e Mercoledì”.</w:t>
+        <w:t xml:space="preserve">iniziano i corsi di prova per </w:t>
+        <w:br/>
+        <w:t>bambini e ragazzi dai 6 anni ai 13 anni “ogni Lunedì e Mercoledì”.</w:t>
       </w:r>
     </w:p>
     <w:p>
